--- a/teaching-pack/10-M06-alarm-audit/KEY-M06-answer-key.docx
+++ b/teaching-pack/10-M06-alarm-audit/KEY-M06-answer-key.docx
@@ -227,6 +227,47 @@
                 <w:i w:val="0"/>
                 <w:sz w:val="16"/>
               </w:rPr>
+              <w:t>FOREMAN arithmetic</w:t>
+            </w:r>
+          </w:p>
+        </w:tc>
+        <w:tc>
+          <w:tcPr>
+            <w:tcW w:type="dxa" w:w="7848"/>
+          </w:tcPr>
+          <w:p>
+            <w:pPr>
+              <w:spacing w:before="20" w:after="20" w:line="252" w:lineRule="auto"/>
+            </w:pPr>
+            <w:r>
+              <w:rPr>
+                <w:rFonts w:ascii="Barlow" w:hAnsi="Barlow" w:cs="Barlow"/>
+                <w:b w:val="0"/>
+                <w:i w:val="0"/>
+                <w:sz w:val="16"/>
+              </w:rPr>
+              <w:t>Against the Feb 2–15 reference mean and sample SD, 286.1 µε is 39.3 SD high; the arithmetic does not validate the normal model or sensor-fault diagnosis.</w:t>
+            </w:r>
+          </w:p>
+        </w:tc>
+      </w:tr>
+      <w:tr>
+        <w:tc>
+          <w:tcPr>
+            <w:tcW w:type="dxa" w:w="2088"/>
+            <w:shd w:val="clear" w:color="auto" w:fill="F4F6F8"/>
+          </w:tcPr>
+          <w:p>
+            <w:pPr>
+              <w:spacing w:before="20" w:after="20" w:line="252" w:lineRule="auto"/>
+            </w:pPr>
+            <w:r>
+              <w:rPr>
+                <w:rFonts w:ascii="Barlow" w:hAnsi="Barlow" w:cs="Barlow"/>
+                <w:b w:val="0"/>
+                <w:i w:val="0"/>
+                <w:sz w:val="16"/>
+              </w:rPr>
               <w:t>Duplicate block</w:t>
             </w:r>
           </w:p>
@@ -234,6 +275,7 @@
         <w:tc>
           <w:tcPr>
             <w:tcW w:type="dxa" w:w="7848"/>
+            <w:shd w:val="clear" w:color="auto" w:fill="F4F6F8"/>
           </w:tcPr>
           <w:p>
             <w:pPr>
@@ -255,7 +297,6 @@
         <w:tc>
           <w:tcPr>
             <w:tcW w:type="dxa" w:w="2088"/>
-            <w:shd w:val="clear" w:color="auto" w:fill="F4F6F8"/>
           </w:tcPr>
           <w:p>
             <w:pPr>
@@ -275,7 +316,6 @@
         <w:tc>
           <w:tcPr>
             <w:tcW w:type="dxa" w:w="7848"/>
-            <w:shd w:val="clear" w:color="auto" w:fill="F4F6F8"/>
           </w:tcPr>
           <w:p>
             <w:pPr>
@@ -297,6 +337,7 @@
         <w:tc>
           <w:tcPr>
             <w:tcW w:type="dxa" w:w="2088"/>
+            <w:shd w:val="clear" w:color="auto" w:fill="F4F6F8"/>
           </w:tcPr>
           <w:p>
             <w:pPr>
@@ -316,6 +357,7 @@
         <w:tc>
           <w:tcPr>
             <w:tcW w:type="dxa" w:w="7848"/>
+            <w:shd w:val="clear" w:color="auto" w:fill="F4F6F8"/>
           </w:tcPr>
           <w:p>
             <w:pPr>
@@ -337,7 +379,6 @@
         <w:tc>
           <w:tcPr>
             <w:tcW w:type="dxa" w:w="2088"/>
-            <w:shd w:val="clear" w:color="auto" w:fill="F4F6F8"/>
           </w:tcPr>
           <w:p>
             <w:pPr>
@@ -357,7 +398,6 @@
         <w:tc>
           <w:tcPr>
             <w:tcW w:type="dxa" w:w="7848"/>
-            <w:shd w:val="clear" w:color="auto" w:fill="F4F6F8"/>
           </w:tcPr>
           <w:p>
             <w:pPr>
